--- a/Fase 2/Evidencias Individuales/Ortega_Miguel_2.1_APT122_DiarioReflexionFase2.docx
+++ b/Fase 2/Evidencias Individuales/Ortega_Miguel_2.1_APT122_DiarioReflexionFase2.docx
@@ -1107,7 +1107,7 @@
                 <w:sz w:val="24"/>
                 <w:szCs w:val="24"/>
               </w:rPr>
-              <w:t>Andrés</w:t>
+              <w:t>Edgar</w:t>
             </w:r>
             <w:proofErr w:type="spellEnd"/>
             <w:r>
